--- a/doc/Phase_One_Speech.docx
+++ b/doc/Phase_One_Speech.docx
@@ -271,7 +271,6 @@
           <w:p>
             <w:pPr>
               <w:spacing w:before="400" w:after="80"/>
-              <w:jc w:val="center"/>
               <w:rPr>
                 <w:b/>
                 <w:bCs/>
@@ -290,6 +289,26 @@
                 </w14:textOutline>
               </w:rPr>
             </w:pPr>
+            <w:r>
+              <w:rPr>
+                <w:b/>
+                <w:bCs/>
+                <w:color w:val="000000" w:themeColor="text1"/>
+                <w:sz w:val="28"/>
+                <w:szCs w:val="28"/>
+                <w14:shadow w14:blurRad="38100" w14:dist="19050" w14:dir="2700000" w14:sx="100000" w14:sy="100000" w14:kx="0" w14:ky="0" w14:algn="tl">
+                  <w14:schemeClr w14:val="dk1">
+                    <w14:alpha w14:val="60000"/>
+                  </w14:schemeClr>
+                </w14:shadow>
+                <w14:textOutline w14:w="0" w14:cap="flat" w14:cmpd="sng" w14:algn="ctr">
+                  <w14:noFill/>
+                  <w14:prstDash w14:val="solid"/>
+                  <w14:round/>
+                </w14:textOutline>
+              </w:rPr>
+              <w:t xml:space="preserve"> </w:t>
+            </w:r>
             <w:r>
               <w:rPr>
                 <w:b/>
